--- a/backend/secure-files/portfolios-docx/NMX-20.docx
+++ b/backend/secure-files/portfolios-docx/NMX-20.docx
@@ -1046,6 +1046,62 @@
           <w:sz w:val="21"/>
         </w:rPr>
         <w:t>NMX-20 es el formulario integral de evaluación (versión académica 3.0.1, 33 hojas): reúne identificación, recordatorio de 24 h (base INTA 2018), mediciones, composición corporal, somatotipo (Heath–Carter) y una síntesis integrada, con módulos para adulto, persona mayor, hospitalizado y deporte, arquitectura de referencia Frisancho y cálculo del error técnico de medición (TEM). Incluye MANUAL_USO y AUDITORIA_ACADEMICA. Su '100% académico' significa requisitos documentados implementados/probados, no validación clínica universal. Es la evaluación más completa de la Fase 5.</w:t>
+      </w:r>
+    </w:p>
+    <w:p>
+      <w:pPr>
+        <w:keepNext/>
+        <w:spacing w:before="120" w:after="20"/>
+        <w:jc w:val="center"/>
+      </w:pPr>
+      <w:r>
+        <w:drawing>
+          <wp:inline xmlns:a="http://schemas.openxmlformats.org/drawingml/2006/main" xmlns:pic="http://schemas.openxmlformats.org/drawingml/2006/picture">
+            <wp:extent cx="5580000" cy="4311818"/>
+            <wp:docPr id="1" name="Picture 1"/>
+            <wp:cNvGraphicFramePr>
+              <a:graphicFrameLocks noChangeAspect="1"/>
+            </wp:cNvGraphicFramePr>
+            <a:graphic>
+              <a:graphicData uri="http://schemas.openxmlformats.org/drawingml/2006/picture">
+                <pic:pic>
+                  <pic:nvPicPr>
+                    <pic:cNvPr id="0" name="NMX-20_01_INICIO.png"/>
+                    <pic:cNvPicPr/>
+                  </pic:nvPicPr>
+                  <pic:blipFill>
+                    <a:blip r:embed="rId10"/>
+                    <a:stretch>
+                      <a:fillRect/>
+                    </a:stretch>
+                  </pic:blipFill>
+                  <pic:spPr>
+                    <a:xfrm>
+                      <a:off x="0" y="0"/>
+                      <a:ext cx="5580000" cy="4311818"/>
+                    </a:xfrm>
+                    <a:prstGeom prst="rect"/>
+                  </pic:spPr>
+                </pic:pic>
+              </a:graphicData>
+            </a:graphic>
+          </wp:inline>
+        </w:drawing>
+      </w:r>
+    </w:p>
+    <w:p>
+      <w:pPr>
+        <w:spacing w:before="0" w:after="160"/>
+        <w:jc w:val="center"/>
+      </w:pPr>
+      <w:r>
+        <w:rPr>
+          <w:rFonts w:ascii="Calibri" w:hAnsi="Calibri"/>
+          <w:b/>
+          <w:color w:val="45565E"/>
+          <w:sz w:val="17"/>
+        </w:rPr>
+        <w:t>Figura 1. Vista inicial (hoja INICIO).</w:t>
       </w:r>
     </w:p>
     <w:tbl>
@@ -2624,6 +2680,62 @@
         </w:tc>
       </w:tr>
     </w:tbl>
+    <w:p>
+      <w:pPr>
+        <w:keepNext/>
+        <w:spacing w:before="120" w:after="20"/>
+        <w:jc w:val="center"/>
+      </w:pPr>
+      <w:r>
+        <w:drawing>
+          <wp:inline xmlns:a="http://schemas.openxmlformats.org/drawingml/2006/main" xmlns:pic="http://schemas.openxmlformats.org/drawingml/2006/picture">
+            <wp:extent cx="5580000" cy="4311818"/>
+            <wp:docPr id="2" name="Picture 2"/>
+            <wp:cNvGraphicFramePr>
+              <a:graphicFrameLocks noChangeAspect="1"/>
+            </wp:cNvGraphicFramePr>
+            <a:graphic>
+              <a:graphicData uri="http://schemas.openxmlformats.org/drawingml/2006/picture">
+                <pic:pic>
+                  <pic:nvPicPr>
+                    <pic:cNvPr id="0" name="NMX-20_05_RESULTADOS_01.png"/>
+                    <pic:cNvPicPr/>
+                  </pic:nvPicPr>
+                  <pic:blipFill>
+                    <a:blip r:embed="rId11"/>
+                    <a:stretch>
+                      <a:fillRect/>
+                    </a:stretch>
+                  </pic:blipFill>
+                  <pic:spPr>
+                    <a:xfrm>
+                      <a:off x="0" y="0"/>
+                      <a:ext cx="5580000" cy="4311818"/>
+                    </a:xfrm>
+                    <a:prstGeom prst="rect"/>
+                  </pic:spPr>
+                </pic:pic>
+              </a:graphicData>
+            </a:graphic>
+          </wp:inline>
+        </w:drawing>
+      </w:r>
+    </w:p>
+    <w:p>
+      <w:pPr>
+        <w:spacing w:before="0" w:after="160"/>
+        <w:jc w:val="center"/>
+      </w:pPr>
+      <w:r>
+        <w:rPr>
+          <w:rFonts w:ascii="Calibri" w:hAnsi="Calibri"/>
+          <w:b/>
+          <w:color w:val="45565E"/>
+          <w:sz w:val="17"/>
+        </w:rPr>
+        <w:t>Figura 2. Visualización de resultados.</w:t>
+      </w:r>
+    </w:p>
     <w:tbl>
       <w:tblPr>
         <w:tblW w:type="auto" w:w="0"/>
@@ -3416,6 +3528,62 @@
         </w:tc>
       </w:tr>
     </w:tbl>
+    <w:p>
+      <w:pPr>
+        <w:keepNext/>
+        <w:spacing w:before="120" w:after="20"/>
+        <w:jc w:val="center"/>
+      </w:pPr>
+      <w:r>
+        <w:drawing>
+          <wp:inline xmlns:a="http://schemas.openxmlformats.org/drawingml/2006/main" xmlns:pic="http://schemas.openxmlformats.org/drawingml/2006/picture">
+            <wp:extent cx="5580000" cy="4311818"/>
+            <wp:docPr id="3" name="Picture 3"/>
+            <wp:cNvGraphicFramePr>
+              <a:graphicFrameLocks noChangeAspect="1"/>
+            </wp:cNvGraphicFramePr>
+            <a:graphic>
+              <a:graphicData uri="http://schemas.openxmlformats.org/drawingml/2006/picture">
+                <pic:pic>
+                  <pic:nvPicPr>
+                    <pic:cNvPr id="0" name="NMX-20_07_SEGUIMIENTO.png"/>
+                    <pic:cNvPicPr/>
+                  </pic:nvPicPr>
+                  <pic:blipFill>
+                    <a:blip r:embed="rId12"/>
+                    <a:stretch>
+                      <a:fillRect/>
+                    </a:stretch>
+                  </pic:blipFill>
+                  <pic:spPr>
+                    <a:xfrm>
+                      <a:off x="0" y="0"/>
+                      <a:ext cx="5580000" cy="4311818"/>
+                    </a:xfrm>
+                    <a:prstGeom prst="rect"/>
+                  </pic:spPr>
+                </pic:pic>
+              </a:graphicData>
+            </a:graphic>
+          </wp:inline>
+        </w:drawing>
+      </w:r>
+    </w:p>
+    <w:p>
+      <w:pPr>
+        <w:spacing w:before="0" w:after="160"/>
+        <w:jc w:val="center"/>
+      </w:pPr>
+      <w:r>
+        <w:rPr>
+          <w:rFonts w:ascii="Calibri" w:hAnsi="Calibri"/>
+          <w:b/>
+          <w:color w:val="45565E"/>
+          <w:sz w:val="17"/>
+        </w:rPr>
+        <w:t>Figura 3. Pantalla de seguimiento.</w:t>
+      </w:r>
+    </w:p>
     <w:tbl>
       <w:tblPr>
         <w:tblW w:type="auto" w:w="0"/>
@@ -3854,32 +4022,185 @@
     </w:p>
     <w:p>
       <w:pPr>
-        <w:spacing w:before="40" w:after="40" w:line="276" w:lineRule="auto"/>
+        <w:keepNext/>
+        <w:spacing w:before="120" w:after="20"/>
+        <w:jc w:val="center"/>
+      </w:pPr>
+      <w:r>
+        <w:drawing>
+          <wp:inline xmlns:a="http://schemas.openxmlformats.org/drawingml/2006/main" xmlns:pic="http://schemas.openxmlformats.org/drawingml/2006/picture">
+            <wp:extent cx="5580000" cy="4311818"/>
+            <wp:docPr id="4" name="Picture 4"/>
+            <wp:cNvGraphicFramePr>
+              <a:graphicFrameLocks noChangeAspect="1"/>
+            </wp:cNvGraphicFramePr>
+            <a:graphic>
+              <a:graphicData uri="http://schemas.openxmlformats.org/drawingml/2006/picture">
+                <pic:pic>
+                  <pic:nvPicPr>
+                    <pic:cNvPr id="0" name="NMX-20_08_FUENTES.png"/>
+                    <pic:cNvPicPr/>
+                  </pic:nvPicPr>
+                  <pic:blipFill>
+                    <a:blip r:embed="rId13"/>
+                    <a:stretch>
+                      <a:fillRect/>
+                    </a:stretch>
+                  </pic:blipFill>
+                  <pic:spPr>
+                    <a:xfrm>
+                      <a:off x="0" y="0"/>
+                      <a:ext cx="5580000" cy="4311818"/>
+                    </a:xfrm>
+                    <a:prstGeom prst="rect"/>
+                  </pic:spPr>
+                </pic:pic>
+              </a:graphicData>
+            </a:graphic>
+          </wp:inline>
+        </w:drawing>
+      </w:r>
+    </w:p>
+    <w:p>
+      <w:pPr>
+        <w:spacing w:before="0" w:after="160"/>
+        <w:jc w:val="center"/>
       </w:pPr>
       <w:r>
         <w:rPr>
           <w:rFonts w:ascii="Calibri" w:hAnsi="Calibri"/>
           <w:b/>
-          <w:i w:val="0"/>
-          <w:color w:val="C08A2B"/>
-          <w:sz w:val="20"/>
+          <w:color w:val="45565E"/>
+          <w:sz w:val="17"/>
         </w:rPr>
-        <w:t>CAPTURA_NO_GENERADA_POR_LIMITACIÓN_DEL_ENTORNO.</w:t>
+        <w:t>Figura 4. Fuentes y trazabilidad.</w:t>
       </w:r>
     </w:p>
     <w:p>
       <w:pPr>
-        <w:spacing w:before="40" w:after="80" w:line="276" w:lineRule="auto"/>
+        <w:keepNext/>
+        <w:spacing w:before="120" w:after="20"/>
+        <w:jc w:val="center"/>
+      </w:pPr>
+      <w:r>
+        <w:drawing>
+          <wp:inline xmlns:a="http://schemas.openxmlformats.org/drawingml/2006/main" xmlns:pic="http://schemas.openxmlformats.org/drawingml/2006/picture">
+            <wp:extent cx="5580000" cy="4311818"/>
+            <wp:docPr id="5" name="Picture 5"/>
+            <wp:cNvGraphicFramePr>
+              <a:graphicFrameLocks noChangeAspect="1"/>
+            </wp:cNvGraphicFramePr>
+            <a:graphic>
+              <a:graphicData uri="http://schemas.openxmlformats.org/drawingml/2006/picture">
+                <pic:pic>
+                  <pic:nvPicPr>
+                    <pic:cNvPr id="0" name="NMX-20_02_MANUAL_01.png"/>
+                    <pic:cNvPicPr/>
+                  </pic:nvPicPr>
+                  <pic:blipFill>
+                    <a:blip r:embed="rId14"/>
+                    <a:stretch>
+                      <a:fillRect/>
+                    </a:stretch>
+                  </pic:blipFill>
+                  <pic:spPr>
+                    <a:xfrm>
+                      <a:off x="0" y="0"/>
+                      <a:ext cx="5580000" cy="4311818"/>
+                    </a:xfrm>
+                    <a:prstGeom prst="rect"/>
+                  </pic:spPr>
+                </pic:pic>
+              </a:graphicData>
+            </a:graphic>
+          </wp:inline>
+        </w:drawing>
+      </w:r>
+    </w:p>
+    <w:p>
+      <w:pPr>
+        <w:spacing w:before="0" w:after="160"/>
+        <w:jc w:val="center"/>
       </w:pPr>
       <w:r>
         <w:rPr>
           <w:rFonts w:ascii="Calibri" w:hAnsi="Calibri"/>
-          <w:b w:val="0"/>
-          <w:i w:val="0"/>
+          <w:b/>
           <w:color w:val="45565E"/>
-          <w:sz w:val="19"/>
+          <w:sz w:val="17"/>
         </w:rPr>
-        <w:t>El entorno de generación de este portafolio no renderiza de forma fiel el archivo XLSX original, por lo que no se incluyen capturas simuladas. Las hojas reales del libro pueden abrirse en Microsoft Excel según la compatibilidad indicada.</w:t>
+        <w:t>Figura 5. Pantalla del producto.</w:t>
+      </w:r>
+    </w:p>
+    <w:p>
+      <w:pPr>
+        <w:keepNext/>
+        <w:spacing w:before="120" w:after="20"/>
+        <w:jc w:val="center"/>
+      </w:pPr>
+      <w:r>
+        <w:drawing>
+          <wp:inline xmlns:a="http://schemas.openxmlformats.org/drawingml/2006/main" xmlns:pic="http://schemas.openxmlformats.org/drawingml/2006/picture">
+            <wp:extent cx="5580000" cy="4311818"/>
+            <wp:docPr id="6" name="Picture 6"/>
+            <wp:cNvGraphicFramePr>
+              <a:graphicFrameLocks noChangeAspect="1"/>
+            </wp:cNvGraphicFramePr>
+            <a:graphic>
+              <a:graphicData uri="http://schemas.openxmlformats.org/drawingml/2006/picture">
+                <pic:pic>
+                  <pic:nvPicPr>
+                    <pic:cNvPr id="0" name="NMX-20_05_RESULTADOS_02.png"/>
+                    <pic:cNvPicPr/>
+                  </pic:nvPicPr>
+                  <pic:blipFill>
+                    <a:blip r:embed="rId15"/>
+                    <a:stretch>
+                      <a:fillRect/>
+                    </a:stretch>
+                  </pic:blipFill>
+                  <pic:spPr>
+                    <a:xfrm>
+                      <a:off x="0" y="0"/>
+                      <a:ext cx="5580000" cy="4311818"/>
+                    </a:xfrm>
+                    <a:prstGeom prst="rect"/>
+                  </pic:spPr>
+                </pic:pic>
+              </a:graphicData>
+            </a:graphic>
+          </wp:inline>
+        </w:drawing>
+      </w:r>
+    </w:p>
+    <w:p>
+      <w:pPr>
+        <w:spacing w:before="0" w:after="160"/>
+        <w:jc w:val="center"/>
+      </w:pPr>
+      <w:r>
+        <w:rPr>
+          <w:rFonts w:ascii="Calibri" w:hAnsi="Calibri"/>
+          <w:b/>
+          <w:color w:val="45565E"/>
+          <w:sz w:val="17"/>
+        </w:rPr>
+        <w:t>Figura 6. Visualización de resultados.</w:t>
+      </w:r>
+    </w:p>
+    <w:p>
+      <w:pPr>
+        <w:spacing w:after="120"/>
+        <w:jc w:val="center"/>
+      </w:pPr>
+      <w:r>
+        <w:rPr>
+          <w:rFonts w:ascii="Calibri" w:hAnsi="Calibri"/>
+          <w:i/>
+          <w:color w:val="45565E"/>
+          <w:sz w:val="15"/>
+        </w:rPr>
+        <w:t>Captura real del archivo Excel NUTRIMETRÍA correspondiente al producto.</w:t>
       </w:r>
     </w:p>
     <w:tbl>
